--- a/00-首页/题组Word/专项卷/一分册/专项卷VI-学生版-打印版.docx
+++ b/00-首页/题组Word/专项卷/一分册/专项卷VI-学生版-打印版.docx
@@ -307,6 +307,7 @@
     <w:p>
       <w:pPr>
         <w:pStyle w:val="FirstParagraph"/>
+        <w:spacing w:before="0" w:after="0"/>
       </w:pPr>
       <w:r>
         <w:rPr>
@@ -324,6 +325,7 @@
     <w:p>
       <w:pPr>
         <w:pStyle w:val="BodyText"/>
+        <w:spacing w:before="0" w:after="0"/>
       </w:pPr>
       <w:r>
         <w:rPr>
@@ -341,6 +343,7 @@
     <w:p>
       <w:pPr>
         <w:pStyle w:val="BodyText"/>
+        <w:spacing w:before="0" w:after="0"/>
       </w:pPr>
       <w:r>
         <w:rPr>
@@ -383,6 +386,7 @@
     <w:p>
       <w:pPr>
         <w:pStyle w:val="BodyText"/>
+        <w:spacing w:before="0" w:after="0"/>
       </w:pPr>
       <w:r>
         <w:rPr>
@@ -2363,6 +2367,7 @@
     <w:p>
       <w:pPr>
         <w:pStyle w:val="BodyText"/>
+        <w:spacing w:before="0" w:after="0"/>
       </w:pPr>
       <w:r>
         <w:rPr>
@@ -2591,6 +2596,7 @@
     <w:p>
       <w:pPr>
         <w:pStyle w:val="BodyText"/>
+        <w:spacing w:before="0" w:after="0"/>
       </w:pPr>
       <w:r>
         <w:rPr>
@@ -2819,6 +2825,7 @@
     <w:p>
       <w:pPr>
         <w:pStyle w:val="BodyText"/>
+        <w:spacing w:before="0" w:after="0"/>
       </w:pPr>
       <w:r>
         <w:rPr>
@@ -3047,6 +3054,7 @@
     <w:p>
       <w:pPr>
         <w:pStyle w:val="BodyText"/>
+        <w:spacing w:before="0" w:after="0"/>
       </w:pPr>
       <w:r>
         <w:rPr>
@@ -4989,8 +4997,8 @@
     <w:p>
       <w:pPr>
         <w:pStyle w:val="FirstParagraph"/>
+        <w:spacing w:before="0" w:after="0"/>
         <w:ind w:left="480" w:hanging="480"/>
-        <w:spacing w:after="0"/>
       </w:pPr>
       <w:r>
         <w:rPr>
@@ -5026,14 +5034,51 @@
     <w:p>
       <w:pPr>
         <w:pStyle w:val="FirstParagraph"/>
+        <w:spacing w:before="0" w:after="0"/>
         <w:ind w:left="480" w:hanging="480"/>
+      </w:pPr>
+      <w:r>
+        <w:rPr>
+          <w:rFonts w:ascii="Times New Roman" w:hAnsi="Times New Roman" w:eastAsia="Times New Roman" w:cs="Times New Roman"/>
+        </w:rPr>
+        <w:t xml:space="preserve">B. a </w:t>
+      </w:r>
+      <w:r>
+        <w:rPr>
+          <w:rFonts w:hint="eastAsia" w:ascii="Times New Roman" w:hAnsi="Times New Roman" w:eastAsia="FangSong" w:cs="Times New Roman"/>
+        </w:rPr>
+        <w:t xml:space="preserve">与</w:t>
+      </w:r>
+      <w:r>
+        <w:rPr>
+          <w:rFonts w:ascii="Times New Roman" w:hAnsi="Times New Roman" w:eastAsia="Times New Roman" w:cs="Times New Roman"/>
+        </w:rPr>
+        <w:t xml:space="preserve"> b </w:t>
+      </w:r>
+      <w:r>
+        <w:rPr>
+          <w:rFonts w:hint="eastAsia" w:ascii="Times New Roman" w:hAnsi="Times New Roman" w:eastAsia="FangSong" w:cs="Times New Roman"/>
+        </w:rPr>
+        <w:t xml:space="preserve">之间</w:t>
+      </w:r>
+      <w:r>
+        <w:rPr>
+          <w:rFonts w:ascii="Times New Roman" w:hAnsi="Times New Roman" w:eastAsia="Times New Roman" w:cs="Times New Roman"/>
+        </w:rPr>
+        <w:t xml:space="preserve">　</w:t>
+      </w:r>
+    </w:p>
+    <w:p>
+      <w:pPr>
+        <w:pStyle w:val="FirstParagraph"/>
         <w:spacing w:before="0" w:after="0"/>
-      </w:pPr>
-      <w:r>
-        <w:rPr>
-          <w:rFonts w:ascii="Times New Roman" w:hAnsi="Times New Roman" w:eastAsia="Times New Roman" w:cs="Times New Roman"/>
-        </w:rPr>
-        <w:t xml:space="preserve">B. a </w:t>
+        <w:ind w:left="480" w:hanging="480"/>
+      </w:pPr>
+      <w:r>
+        <w:rPr>
+          <w:rFonts w:ascii="Times New Roman" w:hAnsi="Times New Roman" w:eastAsia="Times New Roman" w:cs="Times New Roman"/>
+        </w:rPr>
+        <w:t xml:space="preserve">C. b </w:t>
       </w:r>
       <w:r>
         <w:rPr>
@@ -5045,7 +5090,7 @@
         <w:rPr>
           <w:rFonts w:ascii="Times New Roman" w:hAnsi="Times New Roman" w:eastAsia="Times New Roman" w:cs="Times New Roman"/>
         </w:rPr>
-        <w:t xml:space="preserve"> b </w:t>
+        <w:t xml:space="preserve"> c </w:t>
       </w:r>
       <w:r>
         <w:rPr>
@@ -5063,45 +5108,8 @@
     <w:p>
       <w:pPr>
         <w:pStyle w:val="FirstParagraph"/>
+        <w:spacing w:before="0" w:after="0"/>
         <w:ind w:left="480" w:hanging="480"/>
-        <w:spacing w:before="0" w:after="0"/>
-      </w:pPr>
-      <w:r>
-        <w:rPr>
-          <w:rFonts w:ascii="Times New Roman" w:hAnsi="Times New Roman" w:eastAsia="Times New Roman" w:cs="Times New Roman"/>
-        </w:rPr>
-        <w:t xml:space="preserve">C. b </w:t>
-      </w:r>
-      <w:r>
-        <w:rPr>
-          <w:rFonts w:hint="eastAsia" w:ascii="Times New Roman" w:hAnsi="Times New Roman" w:eastAsia="FangSong" w:cs="Times New Roman"/>
-        </w:rPr>
-        <w:t xml:space="preserve">与</w:t>
-      </w:r>
-      <w:r>
-        <w:rPr>
-          <w:rFonts w:ascii="Times New Roman" w:hAnsi="Times New Roman" w:eastAsia="Times New Roman" w:cs="Times New Roman"/>
-        </w:rPr>
-        <w:t xml:space="preserve"> c </w:t>
-      </w:r>
-      <w:r>
-        <w:rPr>
-          <w:rFonts w:hint="eastAsia" w:ascii="Times New Roman" w:hAnsi="Times New Roman" w:eastAsia="FangSong" w:cs="Times New Roman"/>
-        </w:rPr>
-        <w:t xml:space="preserve">之间</w:t>
-      </w:r>
-      <w:r>
-        <w:rPr>
-          <w:rFonts w:ascii="Times New Roman" w:hAnsi="Times New Roman" w:eastAsia="Times New Roman" w:cs="Times New Roman"/>
-        </w:rPr>
-        <w:t xml:space="preserve">　</w:t>
-      </w:r>
-    </w:p>
-    <w:p>
-      <w:pPr>
-        <w:pStyle w:val="FirstParagraph"/>
-        <w:ind w:left="480" w:hanging="480"/>
-        <w:spacing w:before="0" w:after="180"/>
       </w:pPr>
       <w:r>
         <w:rPr>
@@ -5152,6 +5160,7 @@
     <w:p>
       <w:pPr>
         <w:pStyle w:val="FirstParagraph"/>
+        <w:spacing w:before="0" w:after="0"/>
       </w:pPr>
       <w:r>
         <w:rPr>
@@ -5380,6 +5389,7 @@
     <w:p>
       <w:pPr>
         <w:pStyle w:val="BodyText"/>
+        <w:spacing w:before="0" w:after="0"/>
       </w:pPr>
       <w:r>
         <w:rPr>
@@ -5608,6 +5618,7 @@
     <w:p>
       <w:pPr>
         <w:pStyle w:val="BodyText"/>
+        <w:spacing w:before="0" w:after="0"/>
       </w:pPr>
       <w:r>
         <w:rPr>
@@ -5836,6 +5847,7 @@
     <w:p>
       <w:pPr>
         <w:pStyle w:val="BodyText"/>
+        <w:spacing w:before="0" w:after="0"/>
       </w:pPr>
       <w:r>
         <w:rPr>
@@ -7846,6 +7858,14 @@
       <w:tblPr>
         <w:tblStyle w:val="Table"/>
         <w:tblW w:type="auto" w:w="0"/>
+        <w:tblBorders>
+          <w:top w:val="single" w:sz="12" w:space="0" w:color="000000"/>
+          <w:left w:val="none" w:sz="0" w:space="0" w:color="auto"/>
+          <w:bottom w:val="single" w:sz="12" w:space="0" w:color="000000"/>
+          <w:right w:val="none" w:sz="0" w:space="0" w:color="auto"/>
+          <w:insideH w:val="none" w:sz="0" w:space="0" w:color="auto"/>
+          <w:insideV w:val="none" w:sz="0" w:space="0" w:color="auto"/>
+        </w:tblBorders>
         <w:tblLook w:firstRow="1" w:lastRow="0" w:firstColumn="0" w:lastColumn="0" w:noHBand="0" w:noVBand="0" w:val="0020"/>
       </w:tblPr>
       <w:tblGrid>
@@ -7862,7 +7882,11 @@
           <w:tblHeader w:val="on"/>
         </w:trPr>
         <w:tc>
-          <w:tcPr/>
+          <w:tcPr>
+            <w:tcBorders>
+              <w:bottom w:val="single" w:sz="8" w:space="0" w:color="000000"/>
+            </w:tcBorders>
+          </w:tcPr>
           <w:p>
             <w:pPr>
               <w:pStyle w:val="Compact"/>
@@ -7878,7 +7902,11 @@
           </w:p>
         </w:tc>
         <w:tc>
-          <w:tcPr/>
+          <w:tcPr>
+            <w:tcBorders>
+              <w:bottom w:val="single" w:sz="8" w:space="0" w:color="000000"/>
+            </w:tcBorders>
+          </w:tcPr>
           <w:p>
             <w:pPr>
               <w:pStyle w:val="Compact"/>
@@ -7887,7 +7915,11 @@
           </w:p>
         </w:tc>
         <w:tc>
-          <w:tcPr/>
+          <w:tcPr>
+            <w:tcBorders>
+              <w:bottom w:val="single" w:sz="8" w:space="0" w:color="000000"/>
+            </w:tcBorders>
+          </w:tcPr>
           <w:p>
             <w:pPr>
               <w:pStyle w:val="Compact"/>
@@ -7896,7 +7928,11 @@
           </w:p>
         </w:tc>
         <w:tc>
-          <w:tcPr/>
+          <w:tcPr>
+            <w:tcBorders>
+              <w:bottom w:val="single" w:sz="8" w:space="0" w:color="000000"/>
+            </w:tcBorders>
+          </w:tcPr>
           <w:p>
             <w:pPr>
               <w:pStyle w:val="Compact"/>
@@ -7905,7 +7941,11 @@
           </w:p>
         </w:tc>
         <w:tc>
-          <w:tcPr/>
+          <w:tcPr>
+            <w:tcBorders>
+              <w:bottom w:val="single" w:sz="8" w:space="0" w:color="000000"/>
+            </w:tcBorders>
+          </w:tcPr>
           <w:p>
             <w:pPr>
               <w:pStyle w:val="Compact"/>
@@ -7914,7 +7954,11 @@
           </w:p>
         </w:tc>
         <w:tc>
-          <w:tcPr/>
+          <w:tcPr>
+            <w:tcBorders>
+              <w:bottom w:val="single" w:sz="8" w:space="0" w:color="000000"/>
+            </w:tcBorders>
+          </w:tcPr>
           <w:p>
             <w:pPr>
               <w:pStyle w:val="Compact"/>
@@ -7923,7 +7967,11 @@
           </w:p>
         </w:tc>
         <w:tc>
-          <w:tcPr/>
+          <w:tcPr>
+            <w:tcBorders>
+              <w:bottom w:val="single" w:sz="8" w:space="0" w:color="000000"/>
+            </w:tcBorders>
+          </w:tcPr>
           <w:p>
             <w:pPr>
               <w:pStyle w:val="Compact"/>
@@ -11654,6 +11702,14 @@
       <w:tblPr>
         <w:tblStyle w:val="Table"/>
         <w:tblW w:type="auto" w:w="0"/>
+        <w:tblBorders>
+          <w:top w:val="single" w:sz="12" w:space="0" w:color="000000"/>
+          <w:left w:val="none" w:sz="0" w:space="0" w:color="auto"/>
+          <w:bottom w:val="single" w:sz="12" w:space="0" w:color="000000"/>
+          <w:right w:val="none" w:sz="0" w:space="0" w:color="auto"/>
+          <w:insideH w:val="none" w:sz="0" w:space="0" w:color="auto"/>
+          <w:insideV w:val="none" w:sz="0" w:space="0" w:color="auto"/>
+        </w:tblBorders>
         <w:tblLook w:firstRow="1" w:lastRow="0" w:firstColumn="0" w:lastColumn="0" w:noHBand="0" w:noVBand="0" w:val="0020"/>
       </w:tblPr>
       <w:tblGrid>
@@ -11672,7 +11728,11 @@
           <w:tblHeader w:val="on"/>
         </w:trPr>
         <w:tc>
-          <w:tcPr/>
+          <w:tcPr>
+            <w:tcBorders>
+              <w:bottom w:val="single" w:sz="8" w:space="0" w:color="000000"/>
+            </w:tcBorders>
+          </w:tcPr>
           <w:p>
             <w:pPr>
               <w:pStyle w:val="Compact"/>
@@ -11688,7 +11748,11 @@
           </w:p>
         </w:tc>
         <w:tc>
-          <w:tcPr/>
+          <w:tcPr>
+            <w:tcBorders>
+              <w:bottom w:val="single" w:sz="8" w:space="0" w:color="000000"/>
+            </w:tcBorders>
+          </w:tcPr>
           <w:p>
             <w:pPr>
               <w:pStyle w:val="Compact"/>
@@ -11704,7 +11768,11 @@
           </w:p>
         </w:tc>
         <w:tc>
-          <w:tcPr/>
+          <w:tcPr>
+            <w:tcBorders>
+              <w:bottom w:val="single" w:sz="8" w:space="0" w:color="000000"/>
+            </w:tcBorders>
+          </w:tcPr>
           <w:p>
             <w:pPr>
               <w:pStyle w:val="Compact"/>
@@ -11720,7 +11788,11 @@
           </w:p>
         </w:tc>
         <w:tc>
-          <w:tcPr/>
+          <w:tcPr>
+            <w:tcBorders>
+              <w:bottom w:val="single" w:sz="8" w:space="0" w:color="000000"/>
+            </w:tcBorders>
+          </w:tcPr>
           <w:p>
             <w:pPr>
               <w:pStyle w:val="Compact"/>
@@ -11736,7 +11808,11 @@
           </w:p>
         </w:tc>
         <w:tc>
-          <w:tcPr/>
+          <w:tcPr>
+            <w:tcBorders>
+              <w:bottom w:val="single" w:sz="8" w:space="0" w:color="000000"/>
+            </w:tcBorders>
+          </w:tcPr>
           <w:p>
             <w:pPr>
               <w:pStyle w:val="Compact"/>
@@ -11752,7 +11828,11 @@
           </w:p>
         </w:tc>
         <w:tc>
-          <w:tcPr/>
+          <w:tcPr>
+            <w:tcBorders>
+              <w:bottom w:val="single" w:sz="8" w:space="0" w:color="000000"/>
+            </w:tcBorders>
+          </w:tcPr>
           <w:p>
             <w:pPr>
               <w:pStyle w:val="Compact"/>
@@ -11768,7 +11848,11 @@
           </w:p>
         </w:tc>
         <w:tc>
-          <w:tcPr/>
+          <w:tcPr>
+            <w:tcBorders>
+              <w:bottom w:val="single" w:sz="8" w:space="0" w:color="000000"/>
+            </w:tcBorders>
+          </w:tcPr>
           <w:p>
             <w:pPr>
               <w:pStyle w:val="Compact"/>
@@ -11784,7 +11868,11 @@
           </w:p>
         </w:tc>
         <w:tc>
-          <w:tcPr/>
+          <w:tcPr>
+            <w:tcBorders>
+              <w:bottom w:val="single" w:sz="8" w:space="0" w:color="000000"/>
+            </w:tcBorders>
+          </w:tcPr>
           <w:p>
             <w:pPr>
               <w:pStyle w:val="Compact"/>
@@ -11800,7 +11888,11 @@
           </w:p>
         </w:tc>
         <w:tc>
-          <w:tcPr/>
+          <w:tcPr>
+            <w:tcBorders>
+              <w:bottom w:val="single" w:sz="8" w:space="0" w:color="000000"/>
+            </w:tcBorders>
+          </w:tcPr>
           <w:p>
             <w:pPr>
               <w:pStyle w:val="Compact"/>
@@ -13292,8 +13384,8 @@
     <w:p>
       <w:pPr>
         <w:pStyle w:val="FirstParagraph"/>
+        <w:spacing w:before="0" w:after="0"/>
         <w:ind w:left="480" w:hanging="480"/>
-        <w:spacing w:after="0"/>
       </w:pPr>
       <w:r>
         <w:rPr>
@@ -13362,8 +13454,8 @@
     <w:p>
       <w:pPr>
         <w:pStyle w:val="FirstParagraph"/>
+        <w:spacing w:before="0" w:after="0"/>
         <w:ind w:left="480" w:hanging="480"/>
-        <w:spacing w:before="0" w:after="0"/>
       </w:pPr>
       <w:r>
         <w:rPr>
@@ -13432,8 +13524,8 @@
     <w:p>
       <w:pPr>
         <w:pStyle w:val="FirstParagraph"/>
+        <w:spacing w:before="0" w:after="0"/>
         <w:ind w:left="480" w:hanging="480"/>
-        <w:spacing w:before="0" w:after="0"/>
       </w:pPr>
       <w:r>
         <w:rPr>
@@ -13502,8 +13594,8 @@
     <w:p>
       <w:pPr>
         <w:pStyle w:val="FirstParagraph"/>
+        <w:spacing w:before="0" w:after="0"/>
         <w:ind w:left="480" w:hanging="480"/>
-        <w:spacing w:before="0" w:after="180"/>
       </w:pPr>
       <w:r>
         <w:rPr>
@@ -13851,8 +13943,8 @@
     <w:p>
       <w:pPr>
         <w:pStyle w:val="BodyText"/>
+        <w:spacing w:before="0" w:after="0"/>
         <w:ind w:left="480" w:hanging="480"/>
-        <w:spacing w:after="0"/>
       </w:pPr>
       <w:r>
         <w:rPr>
@@ -13922,8 +14014,8 @@
     <w:p>
       <w:pPr>
         <w:pStyle w:val="BodyText"/>
+        <w:spacing w:before="0" w:after="0"/>
         <w:ind w:left="480" w:hanging="480"/>
-        <w:spacing w:before="0" w:after="0"/>
       </w:pPr>
       <w:r>
         <w:rPr>
@@ -13990,8 +14082,8 @@
     <w:p>
       <w:pPr>
         <w:pStyle w:val="BodyText"/>
+        <w:spacing w:before="0" w:after="0"/>
         <w:ind w:left="480" w:hanging="480"/>
-        <w:spacing w:before="0" w:after="0"/>
       </w:pPr>
       <w:r>
         <w:rPr>
@@ -14058,8 +14150,8 @@
     <w:p>
       <w:pPr>
         <w:pStyle w:val="BodyText"/>
+        <w:spacing w:before="0" w:after="0"/>
         <w:ind w:left="480" w:hanging="480"/>
-        <w:spacing w:before="0" w:after="180"/>
       </w:pPr>
       <w:r>
         <w:rPr>
@@ -14789,6 +14881,7 @@
     <w:p>
       <w:pPr>
         <w:pStyle w:val="FirstParagraph"/>
+        <w:spacing w:before="0" w:after="0"/>
       </w:pPr>
       <w:r>
         <w:rPr>
@@ -14830,6 +14923,7 @@
     <w:p>
       <w:pPr>
         <w:pStyle w:val="BodyText"/>
+        <w:spacing w:before="0" w:after="0"/>
       </w:pPr>
       <w:r>
         <w:rPr>
@@ -14847,6 +14941,7 @@
     <w:p>
       <w:pPr>
         <w:pStyle w:val="BodyText"/>
+        <w:spacing w:before="0" w:after="0"/>
       </w:pPr>
       <w:r>
         <w:rPr>
@@ -14955,6 +15050,7 @@
     <w:p>
       <w:pPr>
         <w:pStyle w:val="BodyText"/>
+        <w:spacing w:before="0" w:after="0"/>
       </w:pPr>
       <w:r>
         <w:rPr>
@@ -15452,6 +15548,7 @@
     <w:p>
       <w:pPr>
         <w:pStyle w:val="FirstParagraph"/>
+        <w:spacing w:before="0" w:after="0"/>
       </w:pPr>
       <w:r>
         <w:rPr>
@@ -15475,6 +15572,7 @@
     <w:p>
       <w:pPr>
         <w:pStyle w:val="BodyText"/>
+        <w:spacing w:before="0" w:after="0"/>
       </w:pPr>
       <w:r>
         <w:rPr>
@@ -15594,6 +15692,7 @@
     <w:p>
       <w:pPr>
         <w:pStyle w:val="BodyText"/>
+        <w:spacing w:before="0" w:after="0"/>
       </w:pPr>
       <w:r>
         <w:rPr>
@@ -15833,6 +15932,7 @@
     <w:p>
       <w:pPr>
         <w:pStyle w:val="BodyText"/>
+        <w:spacing w:before="0" w:after="0"/>
       </w:pPr>
       <w:r>
         <w:rPr>
@@ -16339,8 +16439,8 @@
     <w:p>
       <w:pPr>
         <w:pStyle w:val="FirstParagraph"/>
+        <w:spacing w:before="0" w:after="0"/>
         <w:ind w:left="480" w:hanging="480"/>
-        <w:spacing w:after="0"/>
       </w:pPr>
       <w:r>
         <w:rPr>
@@ -16501,20 +16601,45 @@
     <w:p>
       <w:pPr>
         <w:pStyle w:val="FirstParagraph"/>
+        <w:spacing w:before="0" w:after="0"/>
         <w:ind w:left="480" w:hanging="480"/>
+      </w:pPr>
+      <w:r>
+        <w:rPr>
+          <w:rFonts w:ascii="Times New Roman" w:hAnsi="Times New Roman" w:eastAsia="Times New Roman" w:cs="Times New Roman"/>
+        </w:rPr>
+        <w:t xml:space="preserve">A. </w:t>
+      </w:r>
+      <w:r>
+        <w:rPr>
+          <w:rFonts w:hint="eastAsia" w:ascii="Times New Roman" w:hAnsi="Times New Roman" w:eastAsia="FangSong" w:cs="Times New Roman"/>
+        </w:rPr>
+        <w:t xml:space="preserve">草酸</w:t>
+      </w:r>
+      <w:r>
+        <w:rPr>
+          <w:rFonts w:ascii="Times New Roman" w:hAnsi="Times New Roman" w:eastAsia="Times New Roman" w:cs="Times New Roman"/>
+        </w:rPr>
+        <w:t xml:space="preserve"> </w:t>
+      </w:r>
+    </w:p>
+    <w:p>
+      <w:pPr>
+        <w:pStyle w:val="FirstParagraph"/>
         <w:spacing w:before="0" w:after="0"/>
-      </w:pPr>
-      <w:r>
-        <w:rPr>
-          <w:rFonts w:ascii="Times New Roman" w:hAnsi="Times New Roman" w:eastAsia="Times New Roman" w:cs="Times New Roman"/>
-        </w:rPr>
-        <w:t xml:space="preserve">A. </w:t>
-      </w:r>
-      <w:r>
-        <w:rPr>
-          <w:rFonts w:hint="eastAsia" w:ascii="Times New Roman" w:hAnsi="Times New Roman" w:eastAsia="FangSong" w:cs="Times New Roman"/>
-        </w:rPr>
-        <w:t xml:space="preserve">草酸</w:t>
+        <w:ind w:left="480" w:hanging="480"/>
+      </w:pPr>
+      <w:r>
+        <w:rPr>
+          <w:rFonts w:ascii="Times New Roman" w:hAnsi="Times New Roman" w:eastAsia="Times New Roman" w:cs="Times New Roman"/>
+        </w:rPr>
+        <w:t xml:space="preserve">B. </w:t>
+      </w:r>
+      <w:r>
+        <w:rPr>
+          <w:rFonts w:hint="eastAsia" w:ascii="Times New Roman" w:hAnsi="Times New Roman" w:eastAsia="FangSong" w:cs="Times New Roman"/>
+        </w:rPr>
+        <w:t xml:space="preserve">氯化铝</w:t>
       </w:r>
       <w:r>
         <w:rPr>
@@ -16526,58 +16651,33 @@
     <w:p>
       <w:pPr>
         <w:pStyle w:val="FirstParagraph"/>
+        <w:spacing w:before="0" w:after="0"/>
         <w:ind w:left="480" w:hanging="480"/>
+      </w:pPr>
+      <w:r>
+        <w:rPr>
+          <w:rFonts w:ascii="Times New Roman" w:hAnsi="Times New Roman" w:eastAsia="Times New Roman" w:cs="Times New Roman"/>
+        </w:rPr>
+        <w:t xml:space="preserve">C. </w:t>
+      </w:r>
+      <w:r>
+        <w:rPr>
+          <w:rFonts w:hint="eastAsia" w:ascii="Times New Roman" w:hAnsi="Times New Roman" w:eastAsia="FangSong" w:cs="Times New Roman"/>
+        </w:rPr>
+        <w:t xml:space="preserve">醋酸钠</w:t>
+      </w:r>
+      <w:r>
+        <w:rPr>
+          <w:rFonts w:ascii="Times New Roman" w:hAnsi="Times New Roman" w:eastAsia="Times New Roman" w:cs="Times New Roman"/>
+        </w:rPr>
+        <w:t xml:space="preserve"> </w:t>
+      </w:r>
+    </w:p>
+    <w:p>
+      <w:pPr>
+        <w:pStyle w:val="FirstParagraph"/>
         <w:spacing w:before="0" w:after="0"/>
-      </w:pPr>
-      <w:r>
-        <w:rPr>
-          <w:rFonts w:ascii="Times New Roman" w:hAnsi="Times New Roman" w:eastAsia="Times New Roman" w:cs="Times New Roman"/>
-        </w:rPr>
-        <w:t xml:space="preserve">B. </w:t>
-      </w:r>
-      <w:r>
-        <w:rPr>
-          <w:rFonts w:hint="eastAsia" w:ascii="Times New Roman" w:hAnsi="Times New Roman" w:eastAsia="FangSong" w:cs="Times New Roman"/>
-        </w:rPr>
-        <w:t xml:space="preserve">氯化铝</w:t>
-      </w:r>
-      <w:r>
-        <w:rPr>
-          <w:rFonts w:ascii="Times New Roman" w:hAnsi="Times New Roman" w:eastAsia="Times New Roman" w:cs="Times New Roman"/>
-        </w:rPr>
-        <w:t xml:space="preserve"> </w:t>
-      </w:r>
-    </w:p>
-    <w:p>
-      <w:pPr>
-        <w:pStyle w:val="FirstParagraph"/>
         <w:ind w:left="480" w:hanging="480"/>
-        <w:spacing w:before="0" w:after="0"/>
-      </w:pPr>
-      <w:r>
-        <w:rPr>
-          <w:rFonts w:ascii="Times New Roman" w:hAnsi="Times New Roman" w:eastAsia="Times New Roman" w:cs="Times New Roman"/>
-        </w:rPr>
-        <w:t xml:space="preserve">C. </w:t>
-      </w:r>
-      <w:r>
-        <w:rPr>
-          <w:rFonts w:hint="eastAsia" w:ascii="Times New Roman" w:hAnsi="Times New Roman" w:eastAsia="FangSong" w:cs="Times New Roman"/>
-        </w:rPr>
-        <w:t xml:space="preserve">醋酸钠</w:t>
-      </w:r>
-      <w:r>
-        <w:rPr>
-          <w:rFonts w:ascii="Times New Roman" w:hAnsi="Times New Roman" w:eastAsia="Times New Roman" w:cs="Times New Roman"/>
-        </w:rPr>
-        <w:t xml:space="preserve"> </w:t>
-      </w:r>
-    </w:p>
-    <w:p>
-      <w:pPr>
-        <w:pStyle w:val="FirstParagraph"/>
-        <w:ind w:left="480" w:hanging="480"/>
-        <w:spacing w:before="0" w:after="180"/>
       </w:pPr>
       <w:r>
         <w:rPr>
@@ -18376,7 +18476,6 @@
     <w:bookmarkEnd w:id="61"/>
     <w:bookmarkEnd w:id="62"/>
     <w:sectPr>
-      <w:headerReference w:type="default" r:id="rId51"/>
       <w:footerReference w:type="default" r:id="rId9"/>
       <w:footnotePr>
         <w:numRestart w:val="eachSect"/>
@@ -18403,16 +18502,6 @@
       <w:rPr>
         <w:rFonts w:ascii="Times New Roman" w:hAnsi="Times New Roman" w:eastAsia="Times New Roman" w:cs="Times New Roman"/>
         <w:b w:val="0"/>
-        <w:color w:val="000000"/>
-        <w:sz w:val="20"/>
-      </w:rPr>
-      <w:t xml:space="preserve">第 </w:t>
-    </w:r>
-    <w:r>
-      <w:rPr>
-        <w:rFonts w:ascii="Times New Roman" w:hAnsi="Times New Roman" w:eastAsia="Times New Roman" w:cs="Times New Roman"/>
-        <w:b w:val="0"/>
-        <w:color w:val="000000"/>
         <w:sz w:val="20"/>
       </w:rPr>
       <w:fldChar w:fldCharType="begin"/>
@@ -18421,7 +18510,6 @@
       <w:rPr>
         <w:rFonts w:ascii="Times New Roman" w:hAnsi="Times New Roman" w:eastAsia="Times New Roman" w:cs="Times New Roman"/>
         <w:b w:val="0"/>
-        <w:color w:val="000000"/>
         <w:sz w:val="20"/>
       </w:rPr>
       <w:instrText xml:space="preserve"> PAGE </w:instrText>
@@ -18430,91 +18518,9 @@
       <w:rPr>
         <w:rFonts w:ascii="Times New Roman" w:hAnsi="Times New Roman" w:eastAsia="Times New Roman" w:cs="Times New Roman"/>
         <w:b w:val="0"/>
-        <w:color w:val="000000"/>
-        <w:sz w:val="20"/>
-      </w:rPr>
-      <w:fldChar w:fldCharType="separate"/>
-    </w:r>
-    <w:r>
-      <w:rPr>
-        <w:rFonts w:ascii="Times New Roman" w:hAnsi="Times New Roman" w:eastAsia="Times New Roman" w:cs="Times New Roman"/>
-        <w:b w:val="0"/>
-        <w:color w:val="000000"/>
-        <w:sz w:val="20"/>
-      </w:rPr>
-      <w:t>1</w:t>
-    </w:r>
-    <w:r>
-      <w:rPr>
-        <w:rFonts w:ascii="Times New Roman" w:hAnsi="Times New Roman" w:eastAsia="Times New Roman" w:cs="Times New Roman"/>
-        <w:b w:val="0"/>
-        <w:color w:val="000000"/>
         <w:sz w:val="20"/>
       </w:rPr>
       <w:fldChar w:fldCharType="end"/>
-    </w:r>
-    <w:r>
-      <w:rPr>
-        <w:rFonts w:ascii="Times New Roman" w:hAnsi="Times New Roman" w:eastAsia="Times New Roman" w:cs="Times New Roman"/>
-        <w:b w:val="0"/>
-        <w:color w:val="000000"/>
-        <w:sz w:val="20"/>
-      </w:rPr>
-      <w:t xml:space="preserve"> 页 / 共 </w:t>
-    </w:r>
-    <w:r>
-      <w:rPr>
-        <w:rFonts w:ascii="Times New Roman" w:hAnsi="Times New Roman" w:eastAsia="Times New Roman" w:cs="Times New Roman"/>
-        <w:b w:val="0"/>
-        <w:color w:val="000000"/>
-        <w:sz w:val="20"/>
-      </w:rPr>
-      <w:fldChar w:fldCharType="begin"/>
-    </w:r>
-    <w:r>
-      <w:rPr>
-        <w:rFonts w:ascii="Times New Roman" w:hAnsi="Times New Roman" w:eastAsia="Times New Roman" w:cs="Times New Roman"/>
-        <w:b w:val="0"/>
-        <w:color w:val="000000"/>
-        <w:sz w:val="20"/>
-      </w:rPr>
-      <w:instrText xml:space="preserve"> NUMPAGES </w:instrText>
-    </w:r>
-    <w:r>
-      <w:rPr>
-        <w:rFonts w:ascii="Times New Roman" w:hAnsi="Times New Roman" w:eastAsia="Times New Roman" w:cs="Times New Roman"/>
-        <w:b w:val="0"/>
-        <w:color w:val="000000"/>
-        <w:sz w:val="20"/>
-      </w:rPr>
-      <w:fldChar w:fldCharType="separate"/>
-    </w:r>
-    <w:r>
-      <w:rPr>
-        <w:rFonts w:ascii="Times New Roman" w:hAnsi="Times New Roman" w:eastAsia="Times New Roman" w:cs="Times New Roman"/>
-        <w:b w:val="0"/>
-        <w:color w:val="000000"/>
-        <w:sz w:val="20"/>
-      </w:rPr>
-      <w:t>1</w:t>
-    </w:r>
-    <w:r>
-      <w:rPr>
-        <w:rFonts w:ascii="Times New Roman" w:hAnsi="Times New Roman" w:eastAsia="Times New Roman" w:cs="Times New Roman"/>
-        <w:b w:val="0"/>
-        <w:color w:val="000000"/>
-        <w:sz w:val="20"/>
-      </w:rPr>
-      <w:fldChar w:fldCharType="end"/>
-    </w:r>
-    <w:r>
-      <w:rPr>
-        <w:rFonts w:ascii="Times New Roman" w:hAnsi="Times New Roman" w:eastAsia="Times New Roman" w:cs="Times New Roman"/>
-        <w:b w:val="0"/>
-        <w:color w:val="000000"/>
-        <w:sz w:val="20"/>
-      </w:rPr>
-      <w:t xml:space="preserve"> 页</w:t>
     </w:r>
   </w:p>
 </w:ftr>
@@ -18537,28 +18543,6 @@
     </w:p>
   </w:footnote>
 </w:footnotes>
-</file>
-
-<file path=word/header1.xml><?xml version="1.0" encoding="utf-8"?>
-<w:hdr xmlns:m="http://schemas.openxmlformats.org/officeDocument/2006/math" xmlns:mc="http://schemas.openxmlformats.org/markup-compatibility/2006" xmlns:mo="http://schemas.microsoft.com/office/mac/office/2008/main" xmlns:mv="urn:schemas-microsoft-com:mac:vml" xmlns:o="urn:schemas-microsoft-com:office:office" xmlns:r="http://schemas.openxmlformats.org/officeDocument/2006/relationships" xmlns:v="urn:schemas-microsoft-com:vml" xmlns:w10="urn:schemas-microsoft-com:office:word" xmlns:w14="http://schemas.microsoft.com/office/word/2010/wordml" xmlns:w="http://schemas.openxmlformats.org/wordprocessingml/2006/main" xmlns:wne="http://schemas.microsoft.com/office/word/2006/wordml" xmlns:wp14="http://schemas.microsoft.com/office/word/2010/wordprocessingDrawing" xmlns:wp="http://schemas.openxmlformats.org/drawingml/2006/wordprocessingDrawing" xmlns:wpc="http://schemas.microsoft.com/office/word/2010/wordprocessingCanvas" xmlns:wpg="http://schemas.microsoft.com/office/word/2010/wordprocessingGroup" xmlns:wpi="http://schemas.microsoft.com/office/word/2010/wordprocessingInk" xmlns:wps="http://schemas.microsoft.com/office/word/2010/wordprocessingShape" mc:Ignorable="w14 wp14">
-  <w:p>
-    <w:pPr>
-      <w:jc w:val="right"/>
-      <w:pBdr>
-        <w:bottom w:val="single" w:sz="4" w:space="2" w:color="000000"/>
-      </w:pBdr>
-    </w:pPr>
-    <w:r>
-      <w:rPr>
-        <w:rFonts w:ascii="Times New Roman" w:hAnsi="Times New Roman" w:eastAsia="Times New Roman" w:cs="Times New Roman"/>
-        <w:b w:val="0"/>
-        <w:color w:val="000000"/>
-        <w:sz w:val="18"/>
-      </w:rPr>
-      <w:t xml:space="preserve">一分册专项卷VI</w:t>
-    </w:r>
-  </w:p>
-</w:hdr>
 </file>
 
 <file path=word/numbering.xml><?xml version="1.0" encoding="utf-8"?>
